--- a/docs/pilot-study/manuscripts/submission_v2.31/supplement/Supplement1_verification_v2.31.docx
+++ b/docs/pilot-study/manuscripts/submission_v2.31/supplement/Supplement1_verification_v2.31.docx
@@ -2499,7 +2499,7 @@
     </w:p>
     <w:p>
       <w:r>
-        <w:t>・Carhart様の深さ：BC 2 kHz − mean(BC 1 kHz, BC 4 kHz)（付与例）。深さ床は5 dB（識別可能な最小切痕としての著者設定）。</w:t>
+        <w:t>・Carhart様の深さ：BC 2 kHz − mean(BC 1 kHz, BC 4 kHz)（付与例）。深さ下限は5 dB（識別可能な最小切痕としての著者設定）。</w:t>
       </w:r>
     </w:p>
     <w:p>
